--- a/原创（书下、征集）曲/LN/このまんまでいこう.docx
+++ b/原创（书下、征集）曲/LN/このまんまでいこう.docx
@@ -24,31 +24,123 @@
         <w:jc w:val="center"/>
         <w:textAlignment w:val="baseline"/>
         <w:rPr>
-          <w:rFonts w:hint="default" w:ascii="MS Mincho" w:hAnsi="MS Mincho" w:eastAsia="MS Mincho" w:cs="MS Mincho"/>
+          <w:rFonts w:hint="eastAsia" w:ascii="MS Mincho" w:hAnsi="MS Mincho" w:eastAsia="MS Mincho" w:cs="MS Mincho"/>
           <w:b w:val="0"/>
           <w:bCs w:val="0"/>
           <w:color w:val="auto"/>
-          <w:sz w:val="21"/>
-          <w:szCs w:val="21"/>
+          <w:sz w:val="32"/>
+          <w:szCs w:val="32"/>
+          <w:shd w:val="clear" w:color="auto" w:fill="auto"/>
+          <w:lang w:eastAsia="ja-JP"/>
+        </w:rPr>
+      </w:pPr>
+      <w:r>
+        <w:rPr>
+          <w:rFonts w:hint="eastAsia" w:ascii="MS Mincho" w:hAnsi="MS Mincho" w:eastAsia="MS Mincho" w:cs="MS Mincho"/>
+          <w:b w:val="0"/>
+          <w:bCs w:val="0"/>
+          <w:color w:val="auto"/>
+          <w:sz w:val="32"/>
+          <w:szCs w:val="32"/>
+          <w:shd w:val="clear" w:color="auto" w:fill="auto"/>
+          <w:lang w:eastAsia="ja-JP"/>
+        </w:rPr>
+        <w:t>このまんまでいこう　</w:t>
+      </w:r>
+    </w:p>
+    <w:p>
+      <w:pPr>
+        <w:keepNext w:val="0"/>
+        <w:keepLines w:val="0"/>
+        <w:pageBreakBefore w:val="0"/>
+        <w:widowControl/>
+        <w:tabs>
+          <w:tab w:val="left" w:pos="6983"/>
+        </w:tabs>
+        <w:kinsoku/>
+        <w:wordWrap/>
+        <w:overflowPunct/>
+        <w:topLinePunct w:val="0"/>
+        <w:autoSpaceDE/>
+        <w:autoSpaceDN/>
+        <w:bidi w:val="0"/>
+        <w:adjustRightInd/>
+        <w:snapToGrid/>
+        <w:spacing w:after="0" w:line="360" w:lineRule="auto"/>
+        <w:jc w:val="center"/>
+        <w:textAlignment w:val="baseline"/>
+        <w:rPr>
+          <w:rFonts w:hint="eastAsia" w:ascii="宋体" w:hAnsi="宋体" w:eastAsia="宋体" w:cs="宋体"/>
+          <w:b w:val="0"/>
+          <w:bCs w:val="0"/>
+          <w:color w:val="auto"/>
+          <w:sz w:val="24"/>
+          <w:szCs w:val="24"/>
           <w:shd w:val="clear" w:color="auto" w:fill="auto"/>
           <w:lang w:val="en-US" w:eastAsia="ja-JP"/>
         </w:rPr>
       </w:pPr>
       <w:bookmarkStart w:id="0" w:name="_GoBack"/>
-      <w:bookmarkEnd w:id="0"/>
-      <w:r>
-        <w:rPr>
-          <w:rFonts w:hint="eastAsia" w:ascii="MS Mincho" w:hAnsi="MS Mincho" w:eastAsia="MS Mincho" w:cs="MS Mincho"/>
+      <w:r>
+        <w:rPr>
+          <w:rFonts w:hint="eastAsia" w:ascii="宋体" w:hAnsi="宋体" w:eastAsia="宋体" w:cs="宋体"/>
           <w:b w:val="0"/>
           <w:bCs w:val="0"/>
           <w:color w:val="auto"/>
-          <w:sz w:val="32"/>
-          <w:szCs w:val="32"/>
-          <w:shd w:val="clear" w:color="auto" w:fill="auto"/>
-          <w:lang w:eastAsia="ja-JP"/>
-        </w:rPr>
-        <w:t>このまんまでいこう　</w:t>
-      </w:r>
+          <w:sz w:val="24"/>
+          <w:szCs w:val="24"/>
+          <w:shd w:val="clear" w:color="auto" w:fill="auto"/>
+          <w:lang w:val="en-US" w:eastAsia="ja-JP"/>
+        </w:rPr>
+        <w:t>就这样继续走下去吧</w:t>
+      </w:r>
+    </w:p>
+    <w:p>
+      <w:pPr>
+        <w:keepNext w:val="0"/>
+        <w:keepLines w:val="0"/>
+        <w:pageBreakBefore w:val="0"/>
+        <w:widowControl/>
+        <w:tabs>
+          <w:tab w:val="left" w:pos="6983"/>
+        </w:tabs>
+        <w:kinsoku/>
+        <w:wordWrap/>
+        <w:overflowPunct/>
+        <w:topLinePunct w:val="0"/>
+        <w:autoSpaceDE/>
+        <w:autoSpaceDN/>
+        <w:bidi w:val="0"/>
+        <w:adjustRightInd/>
+        <w:snapToGrid/>
+        <w:spacing w:after="0" w:line="360" w:lineRule="auto"/>
+        <w:jc w:val="right"/>
+        <w:textAlignment w:val="baseline"/>
+        <w:rPr>
+          <w:rFonts w:hint="default" w:ascii="宋体" w:hAnsi="宋体" w:eastAsia="宋体" w:cs="宋体"/>
+          <w:b w:val="0"/>
+          <w:bCs w:val="0"/>
+          <w:color w:val="auto"/>
+          <w:sz w:val="24"/>
+          <w:szCs w:val="24"/>
+          <w:shd w:val="clear" w:color="auto" w:fill="auto"/>
+          <w:lang w:val="en-US" w:eastAsia="ja-JP"/>
+        </w:rPr>
+      </w:pPr>
+      <w:r>
+        <w:rPr>
+          <w:rFonts w:hint="default" w:ascii="Times New Roman" w:hAnsi="Times New Roman" w:eastAsia="宋体" w:cs="Times New Roman"/>
+          <w:b w:val="0"/>
+          <w:bCs w:val="0"/>
+          <w:color w:val="auto"/>
+          <w:sz w:val="18"/>
+          <w:szCs w:val="18"/>
+          <w:shd w:val="clear" w:color="auto" w:fill="auto"/>
+          <w:lang w:val="en-US" w:eastAsia="ja-JP"/>
+        </w:rPr>
+        <w:t>KEI</w:t>
+      </w:r>
+      <w:bookmarkEnd w:id="0"/>
     </w:p>
     <w:p>
       <w:pPr>
@@ -15127,7 +15219,7 @@
     <w:lsdException w:uiPriority="99" w:name="HTML Sample"/>
     <w:lsdException w:uiPriority="99" w:name="HTML Typewriter"/>
     <w:lsdException w:uiPriority="99" w:name="HTML Variable"/>
-    <w:lsdException w:uiPriority="99" w:name="Normal Table"/>
+    <w:lsdException w:qFormat="1" w:uiPriority="99" w:name="Normal Table"/>
     <w:lsdException w:uiPriority="99" w:name="annotation subject"/>
     <w:lsdException w:uiPriority="99" w:name="Table Simple 1"/>
     <w:lsdException w:uiPriority="99" w:name="Table Simple 2"/>
@@ -15517,6 +15609,7 @@
     <w:name w:val="Normal Table"/>
     <w:semiHidden/>
     <w:unhideWhenUsed/>
+    <w:qFormat/>
     <w:uiPriority w:val="99"/>
     <w:tblPr>
       <w:tblCellMar>
@@ -15590,6 +15683,7 @@
     <w:basedOn w:val="14"/>
     <w:link w:val="3"/>
     <w:semiHidden/>
+    <w:qFormat/>
     <w:uiPriority w:val="9"/>
     <w:rPr>
       <w:rFonts w:asciiTheme="majorHAnsi" w:hAnsiTheme="majorHAnsi" w:eastAsiaTheme="majorEastAsia" w:cstheme="majorBidi"/>
@@ -15617,6 +15711,7 @@
     <w:basedOn w:val="14"/>
     <w:link w:val="5"/>
     <w:semiHidden/>
+    <w:qFormat/>
     <w:uiPriority w:val="9"/>
     <w:rPr>
       <w:rFonts w:cstheme="majorBidi"/>
